--- a/Docs/MS3/M3_Report_Ayati_Steffgen.docx
+++ b/Docs/MS3/M3_Report_Ayati_Steffgen.docx
@@ -5,13 +5,24 @@
     <w:p>
       <w:pPr>
         <w:pStyle w:val="Standard"/>
+        <w:rPr>
+          <w:lang/>
+        </w:rPr>
       </w:pPr>
       <w:r>
         <w:rPr>
           <w:b/>
           <w:sz w:val="36"/>
         </w:rPr>
-        <w:t>NILM Project - Milestone 2</w:t>
+        <w:t xml:space="preserve">NILM Project - Milestone </w:t>
+      </w:r>
+      <w:r>
+        <w:rPr>
+          <w:b/>
+          <w:sz w:val="36"/>
+          <w:lang/>
+        </w:rPr>
+        <w:t>3</w:t>
       </w:r>
     </w:p>
     <w:p>
@@ -21,19 +32,11 @@
           <w:i/>
         </w:rPr>
       </w:pPr>
-      <w:proofErr w:type="spellStart"/>
       <w:r>
         <w:rPr>
           <w:i/>
         </w:rPr>
-        <w:t>Modeling</w:t>
-      </w:r>
-      <w:proofErr w:type="spellEnd"/>
-      <w:r>
-        <w:rPr>
-          <w:i/>
-        </w:rPr>
-        <w:t>, Simulation and Automation of Electrical Energy Systems</w:t>
+        <w:t>Modeling, Simulation and Automation of Electrical Energy Systems</w:t>
       </w:r>
     </w:p>
     <w:p>
@@ -81,15 +84,7 @@
           </w:tcPr>
           <w:p>
             <w:r>
-              <w:t xml:space="preserve">Soheil Ayati (11153003), Marc </w:t>
-            </w:r>
-            <w:proofErr w:type="spellStart"/>
-            <w:r>
-              <w:t>Steffgen</w:t>
-            </w:r>
-            <w:proofErr w:type="spellEnd"/>
-            <w:r>
-              <w:t xml:space="preserve"> (11149043)</w:t>
+              <w:t>Soheil Ayati (11153003), Marc Steffgen (11149043)</w:t>
             </w:r>
           </w:p>
         </w:tc>
@@ -114,9 +109,6 @@
           </w:tcPr>
           <w:p>
             <w:r>
-              <w:rPr>
-                <w:lang/>
-              </w:rPr>
               <w:t>3 – Live NILM, On-The-Go Training</w:t>
             </w:r>
           </w:p>
